--- a/Lotrinh_hoc_AI/Mạng Nơ ron Tích chập (CNN).docx
+++ b/Lotrinh_hoc_AI/Mạng Nơ ron Tích chập (CNN).docx
@@ -35,6 +35,7 @@
         <w:rPr>
           <w:b/>
           <w:bCs/>
+          <w:noProof/>
         </w:rPr>
         <w:drawing>
           <wp:inline distT="0" distB="0" distL="0" distR="0" wp14:anchorId="20ADBB5E" wp14:editId="5A4DBC50">
@@ -52,7 +53,7 @@
                     <pic:cNvPicPr/>
                   </pic:nvPicPr>
                   <pic:blipFill>
-                    <a:blip r:embed="rId4"/>
+                    <a:blip r:embed="rId5"/>
                     <a:stretch>
                       <a:fillRect/>
                     </a:stretch>
@@ -194,6 +195,7 @@
         <w:rPr>
           <w:b/>
           <w:bCs/>
+          <w:noProof/>
         </w:rPr>
         <w:drawing>
           <wp:inline distT="0" distB="0" distL="0" distR="0" wp14:anchorId="1083AE71" wp14:editId="6B6525D7">
@@ -211,7 +213,7 @@
                     <pic:cNvPicPr/>
                   </pic:nvPicPr>
                   <pic:blipFill>
-                    <a:blip r:embed="rId5"/>
+                    <a:blip r:embed="rId6"/>
                     <a:stretch>
                       <a:fillRect/>
                     </a:stretch>
@@ -264,6 +266,7 @@
         <w:rPr>
           <w:b/>
           <w:bCs/>
+          <w:noProof/>
         </w:rPr>
         <w:drawing>
           <wp:inline distT="0" distB="0" distL="0" distR="0" wp14:anchorId="17FF0EBD" wp14:editId="7883F710">
@@ -281,7 +284,7 @@
                     <pic:cNvPicPr/>
                   </pic:nvPicPr>
                   <pic:blipFill>
-                    <a:blip r:embed="rId6"/>
+                    <a:blip r:embed="rId7"/>
                     <a:stretch>
                       <a:fillRect/>
                     </a:stretch>
@@ -330,6 +333,7 @@
         <w:rPr>
           <w:b/>
           <w:bCs/>
+          <w:noProof/>
         </w:rPr>
         <w:drawing>
           <wp:inline distT="0" distB="0" distL="0" distR="0" wp14:anchorId="55512482" wp14:editId="4E48C682">
@@ -347,7 +351,7 @@
                     <pic:cNvPicPr/>
                   </pic:nvPicPr>
                   <pic:blipFill>
-                    <a:blip r:embed="rId7"/>
+                    <a:blip r:embed="rId8"/>
                     <a:stretch>
                       <a:fillRect/>
                     </a:stretch>
@@ -417,6 +421,353 @@
         </w:rPr>
       </w:pPr>
     </w:p>
+    <w:p>
+      <w:pPr>
+        <w:rPr>
+          <w:b/>
+          <w:bCs/>
+        </w:rPr>
+      </w:pPr>
+    </w:p>
+    <w:p>
+      <w:pPr>
+        <w:rPr>
+          <w:b/>
+          <w:bCs/>
+        </w:rPr>
+      </w:pPr>
+      <w:r>
+        <w:rPr>
+          <w:b/>
+          <w:bCs/>
+        </w:rPr>
+        <w:drawing>
+          <wp:inline distT="0" distB="0" distL="0" distR="0" wp14:anchorId="23A2E809" wp14:editId="75C9933F">
+            <wp:extent cx="5943600" cy="3284220"/>
+            <wp:effectExtent l="0" t="0" r="0" b="0"/>
+            <wp:docPr id="826074732" name="Picture 1"/>
+            <wp:cNvGraphicFramePr>
+              <a:graphicFrameLocks xmlns:a="http://schemas.openxmlformats.org/drawingml/2006/main" noChangeAspect="1"/>
+            </wp:cNvGraphicFramePr>
+            <a:graphic xmlns:a="http://schemas.openxmlformats.org/drawingml/2006/main">
+              <a:graphicData uri="http://schemas.openxmlformats.org/drawingml/2006/picture">
+                <pic:pic xmlns:pic="http://schemas.openxmlformats.org/drawingml/2006/picture">
+                  <pic:nvPicPr>
+                    <pic:cNvPr id="826074732" name=""/>
+                    <pic:cNvPicPr/>
+                  </pic:nvPicPr>
+                  <pic:blipFill>
+                    <a:blip r:embed="rId9"/>
+                    <a:stretch>
+                      <a:fillRect/>
+                    </a:stretch>
+                  </pic:blipFill>
+                  <pic:spPr>
+                    <a:xfrm>
+                      <a:off x="0" y="0"/>
+                      <a:ext cx="5943600" cy="3284220"/>
+                    </a:xfrm>
+                    <a:prstGeom prst="rect">
+                      <a:avLst/>
+                    </a:prstGeom>
+                  </pic:spPr>
+                </pic:pic>
+              </a:graphicData>
+            </a:graphic>
+          </wp:inline>
+        </w:drawing>
+      </w:r>
+    </w:p>
+    <w:p>
+      <w:pPr>
+        <w:rPr>
+          <w:b/>
+          <w:bCs/>
+        </w:rPr>
+      </w:pPr>
+    </w:p>
+    <w:p>
+      <w:pPr>
+        <w:rPr>
+          <w:b/>
+          <w:bCs/>
+        </w:rPr>
+      </w:pPr>
+      <w:r>
+        <w:rPr>
+          <w:b/>
+          <w:bCs/>
+        </w:rPr>
+        <w:t>Slide này nói về Padding trong mạng CNN, và nó nêu ra hai vấn đề của phép tích chập thông thường.</w:t>
+      </w:r>
+    </w:p>
+    <w:p>
+      <w:pPr>
+        <w:rPr>
+          <w:b/>
+          <w:bCs/>
+        </w:rPr>
+      </w:pPr>
+    </w:p>
+    <w:p>
+      <w:pPr>
+        <w:rPr>
+          <w:b/>
+          <w:bCs/>
+        </w:rPr>
+      </w:pPr>
+      <w:r>
+        <w:rPr>
+          <w:b/>
+          <w:bCs/>
+          <w:highlight w:val="yellow"/>
+        </w:rPr>
+        <w:t>Vấn đề 1: Ảnh bị thu nhỏ (Downsize).</w:t>
+      </w:r>
+    </w:p>
+    <w:p>
+      <w:r>
+        <w:t>K</w:t>
+      </w:r>
+      <w:r>
+        <w:t>hi tích chập ảnh n×n với filter f×f, kết quả có kích thước (n−f+1)×(n−f+1). Ví dụ trên slide: ảnh 6×6 với filter 3×3 cho ra ảnh 4×4. Mạng càng nhiều lớp thì ảnh càng nhỏ dần. Chẳng hạn qua khoảng 10 lớp, ảnh có thể co lại gần như không còn gì, nên không thể xây mạng sâu.</w:t>
+      </w:r>
+    </w:p>
+    <w:p>
+      <w:r>
+        <w:rPr>
+          <w:b/>
+          <w:bCs/>
+          <w:highlight w:val="yellow"/>
+        </w:rPr>
+        <w:t>Vấn đề 2: Mất thông tin ở biên.</w:t>
+      </w:r>
+      <w:r>
+        <w:br/>
+        <w:t xml:space="preserve">Pixel ở góc chỉ nằm trong vùng quét của filter đúng </w:t>
+      </w:r>
+      <w:r>
+        <w:rPr>
+          <w:b/>
+          <w:bCs/>
+        </w:rPr>
+        <w:t>1 lần</w:t>
+      </w:r>
+      <w:r>
+        <w:t xml:space="preserve">, còn pixel ở giữa được dùng tới </w:t>
+      </w:r>
+      <w:r>
+        <w:rPr>
+          <w:b/>
+          <w:bCs/>
+        </w:rPr>
+        <w:t>9 lần</w:t>
+      </w:r>
+      <w:r>
+        <w:t>. Do đó thông tin ở rìa ảnh bị "bỏ quên", dù rìa ảnh có thể chứa chi tiết quan trọng.</w:t>
+      </w:r>
+    </w:p>
+    <w:p>
+      <w:r>
+        <w:rPr>
+          <w:b/>
+          <w:bCs/>
+          <w:highlight w:val="yellow"/>
+        </w:rPr>
+        <w:t>Giải pháp: Padding</w:t>
+      </w:r>
+      <w:r>
+        <w:rPr>
+          <w:b/>
+          <w:bCs/>
+        </w:rPr>
+        <w:t>.</w:t>
+      </w:r>
+      <w:r>
+        <w:br/>
+        <w:t xml:space="preserve">Ta thêm một viền có độ dày p pixel (thường điền giá trị 0, gọi là </w:t>
+      </w:r>
+      <w:r>
+        <w:rPr>
+          <w:i/>
+          <w:iCs/>
+        </w:rPr>
+        <w:t>zero-padding</w:t>
+      </w:r>
+      <w:r>
+        <w:t>) quanh ảnh. Đó chính là khung viền ngoài được vẽ quanh ảnh 6×6 trên slide. Kích thước đầu ra khi đó là:</w:t>
+      </w:r>
+    </w:p>
+    <w:p>
+      <w:r>
+        <w:tab/>
+      </w:r>
+      <w:r>
+        <w:drawing>
+          <wp:inline distT="0" distB="0" distL="0" distR="0" wp14:anchorId="7DF05B7C" wp14:editId="08F2A23B">
+            <wp:extent cx="3314987" cy="396274"/>
+            <wp:effectExtent l="0" t="0" r="0" b="3810"/>
+            <wp:docPr id="827457269" name="Picture 1"/>
+            <wp:cNvGraphicFramePr>
+              <a:graphicFrameLocks xmlns:a="http://schemas.openxmlformats.org/drawingml/2006/main" noChangeAspect="1"/>
+            </wp:cNvGraphicFramePr>
+            <a:graphic xmlns:a="http://schemas.openxmlformats.org/drawingml/2006/main">
+              <a:graphicData uri="http://schemas.openxmlformats.org/drawingml/2006/picture">
+                <pic:pic xmlns:pic="http://schemas.openxmlformats.org/drawingml/2006/picture">
+                  <pic:nvPicPr>
+                    <pic:cNvPr id="827457269" name=""/>
+                    <pic:cNvPicPr/>
+                  </pic:nvPicPr>
+                  <pic:blipFill>
+                    <a:blip r:embed="rId10"/>
+                    <a:stretch>
+                      <a:fillRect/>
+                    </a:stretch>
+                  </pic:blipFill>
+                  <pic:spPr>
+                    <a:xfrm>
+                      <a:off x="0" y="0"/>
+                      <a:ext cx="3314987" cy="396274"/>
+                    </a:xfrm>
+                    <a:prstGeom prst="rect">
+                      <a:avLst/>
+                    </a:prstGeom>
+                  </pic:spPr>
+                </pic:pic>
+              </a:graphicData>
+            </a:graphic>
+          </wp:inline>
+        </w:drawing>
+      </w:r>
+    </w:p>
+    <w:p>
+      <w:r>
+        <w:t xml:space="preserve">Ví dụ với p = 1: ảnh 6×6 thành 8×8, tích chập với filter 3×3 cho ra </w:t>
+      </w:r>
+      <w:r>
+        <w:rPr>
+          <w:b/>
+          <w:bCs/>
+        </w:rPr>
+        <w:t>6×6</w:t>
+      </w:r>
+      <w:r>
+        <w:t>, tức là giữ nguyên kích thước ban đầu. Đồng thời, pixel ở góc giờ cũng được filter quét nhiều lần hơn.</w:t>
+      </w:r>
+    </w:p>
+    <w:p>
+      <w:r>
+        <w:rPr>
+          <w:b/>
+          <w:bCs/>
+          <w:highlight w:val="yellow"/>
+        </w:rPr>
+        <w:t>Hai kiểu padding thường gặp:</w:t>
+      </w:r>
+    </w:p>
+    <w:p>
+      <w:pPr>
+        <w:numPr>
+          <w:ilvl w:val="0"/>
+          <w:numId w:val="1"/>
+        </w:numPr>
+      </w:pPr>
+      <w:r>
+        <w:rPr>
+          <w:b/>
+          <w:bCs/>
+        </w:rPr>
+        <w:t>Valid:</w:t>
+      </w:r>
+      <w:r>
+        <w:t xml:space="preserve"> không padding (p = 0), đầu ra có kích thước n−f+1.</w:t>
+      </w:r>
+    </w:p>
+    <w:p>
+      <w:pPr>
+        <w:numPr>
+          <w:ilvl w:val="0"/>
+          <w:numId w:val="1"/>
+        </w:numPr>
+      </w:pPr>
+      <w:r>
+        <w:rPr>
+          <w:b/>
+          <w:bCs/>
+        </w:rPr>
+        <w:t>Same:</w:t>
+      </w:r>
+      <w:r>
+        <w:t xml:space="preserve"> chọn p sao cho đầu ra bằng đầu vào, tức p = (f−1)/2. Ví dụ filter 3×3 thì p = 1, filter 5×5 thì p = 2.</w:t>
+      </w:r>
+    </w:p>
+    <w:p>
+      <w:r>
+        <w:t xml:space="preserve">Đây cũng là lý do filter gần như luôn có kích thước </w:t>
+      </w:r>
+      <w:r>
+        <w:rPr>
+          <w:b/>
+          <w:bCs/>
+        </w:rPr>
+        <w:t>lẻ</w:t>
+      </w:r>
+      <w:r>
+        <w:t xml:space="preserve"> (3, 5, 7). Với f lẻ, padding chia đều hai bên và filter có một pixel trung tâm rõ ràng.</w:t>
+      </w:r>
+    </w:p>
+    <w:p>
+      <w:r>
+        <w:t xml:space="preserve">    </w:t>
+      </w:r>
+      <w:r>
+        <w:drawing>
+          <wp:inline distT="0" distB="0" distL="0" distR="0" wp14:anchorId="3BEFD269" wp14:editId="420CF591">
+            <wp:extent cx="5943600" cy="800100"/>
+            <wp:effectExtent l="0" t="0" r="0" b="0"/>
+            <wp:docPr id="1028459527" name="Picture 1"/>
+            <wp:cNvGraphicFramePr>
+              <a:graphicFrameLocks xmlns:a="http://schemas.openxmlformats.org/drawingml/2006/main" noChangeAspect="1"/>
+            </wp:cNvGraphicFramePr>
+            <a:graphic xmlns:a="http://schemas.openxmlformats.org/drawingml/2006/main">
+              <a:graphicData uri="http://schemas.openxmlformats.org/drawingml/2006/picture">
+                <pic:pic xmlns:pic="http://schemas.openxmlformats.org/drawingml/2006/picture">
+                  <pic:nvPicPr>
+                    <pic:cNvPr id="1028459527" name=""/>
+                    <pic:cNvPicPr/>
+                  </pic:nvPicPr>
+                  <pic:blipFill>
+                    <a:blip r:embed="rId11"/>
+                    <a:stretch>
+                      <a:fillRect/>
+                    </a:stretch>
+                  </pic:blipFill>
+                  <pic:spPr>
+                    <a:xfrm>
+                      <a:off x="0" y="0"/>
+                      <a:ext cx="5943600" cy="800100"/>
+                    </a:xfrm>
+                    <a:prstGeom prst="rect">
+                      <a:avLst/>
+                    </a:prstGeom>
+                  </pic:spPr>
+                </pic:pic>
+              </a:graphicData>
+            </a:graphic>
+          </wp:inline>
+        </w:drawing>
+      </w:r>
+    </w:p>
+    <w:p>
+      <w:r>
+        <w:t xml:space="preserve">công thức trên biết trước ảnh sau mỗi lần tích  chập. </w:t>
+      </w:r>
+    </w:p>
+    <w:p>
+      <w:r>
+        <w:t>Trong Keras/PyTorch, anh chỉ cần đặt padding='same' hoặc padding='valid'. Riêng PyTorch có thể ghi trực tiếp padding=1.</w:t>
+      </w:r>
+    </w:p>
     <w:sectPr>
       <w:pgSz w:w="12240" w:h="15840"/>
       <w:pgMar w:top="1440" w:right="1440" w:bottom="1440" w:left="1440" w:header="720" w:footer="720" w:gutter="0"/>
@@ -425,6 +776,163 @@
     </w:sectPr>
   </w:body>
 </w:document>
+</file>
+
+<file path=word/numbering.xml><?xml version="1.0" encoding="utf-8"?>
+<w:numbering xmlns:wpc="http://schemas.microsoft.com/office/word/2010/wordprocessingCanvas" xmlns:cx="http://schemas.microsoft.com/office/drawing/2014/chartex" xmlns:cx1="http://schemas.microsoft.com/office/drawing/2015/9/8/chartex" xmlns:cx2="http://schemas.microsoft.com/office/drawing/2015/10/21/chartex" xmlns:cx3="http://schemas.microsoft.com/office/drawing/2016/5/9/chartex" xmlns:cx4="http://schemas.microsoft.com/office/drawing/2016/5/10/chartex" xmlns:cx5="http://schemas.microsoft.com/office/drawing/2016/5/11/chartex" xmlns:cx6="http://schemas.microsoft.com/office/drawing/2016/5/12/chartex" xmlns:cx7="http://schemas.microsoft.com/office/drawing/2016/5/13/chartex" xmlns:cx8="http://schemas.microsoft.com/office/drawing/2016/5/14/chartex" xmlns:mc="http://schemas.openxmlformats.org/markup-compatibility/2006" xmlns:aink="http://schemas.microsoft.com/office/drawing/2016/ink" xmlns:am3d="http://schemas.microsoft.com/office/drawing/2017/model3d" xmlns:o="urn:schemas-microsoft-com:office:office" xmlns:oel="http://schemas.microsoft.com/office/2019/extlst" xmlns:r="http://schemas.openxmlformats.org/officeDocument/2006/relationships" xmlns:m="http://schemas.openxmlformats.org/officeDocument/2006/math" xmlns:v="urn:schemas-microsoft-com:vml" xmlns:wp14="http://schemas.microsoft.com/office/word/2010/wordprocessingDrawing" xmlns:wp="http://schemas.openxmlformats.org/drawingml/2006/wordprocessingDrawing" xmlns:w10="urn:schemas-microsoft-com:office:word" xmlns:w="http://schemas.openxmlformats.org/wordprocessingml/2006/main" xmlns:w14="http://schemas.microsoft.com/office/word/2010/wordml" xmlns:w15="http://schemas.microsoft.com/office/word/2012/wordml" xmlns:w16cex="http://schemas.microsoft.com/office/word/2018/wordml/cex" xmlns:w16cid="http://schemas.microsoft.com/office/word/2016/wordml/cid" xmlns:w16="http://schemas.microsoft.com/office/word/2018/wordml" xmlns:w16du="http://schemas.microsoft.com/office/word/2023/wordml/word16du" xmlns:w16sdtdh="http://schemas.microsoft.com/office/word/2020/wordml/sdtdatahash" xmlns:w16sdtfl="http://schemas.microsoft.com/office/word/2024/wordml/sdtformatlock" xmlns:w16se="http://schemas.microsoft.com/office/word/2015/wordml/symex" xmlns:wpg="http://schemas.microsoft.com/office/word/2010/wordprocessingGroup" xmlns:wpi="http://schemas.microsoft.com/office/word/2010/wordprocessingInk" xmlns:wne="http://schemas.microsoft.com/office/word/2006/wordml" xmlns:wps="http://schemas.microsoft.com/office/word/2010/wordprocessingShape" mc:Ignorable="w14 w15 w16se w16cid w16 w16cex w16sdtdh w16sdtfl w16du wp14">
+  <w:abstractNum w:abstractNumId="0" w15:restartNumberingAfterBreak="0">
+    <w:nsid w:val="69437743"/>
+    <w:multiLevelType w:val="multilevel"/>
+    <w:tmpl w:val="1054DB26"/>
+    <w:lvl w:ilvl="0">
+      <w:start w:val="1"/>
+      <w:numFmt w:val="bullet"/>
+      <w:lvlText w:val=""/>
+      <w:lvlJc w:val="left"/>
+      <w:pPr>
+        <w:tabs>
+          <w:tab w:val="num" w:pos="720"/>
+        </w:tabs>
+        <w:ind w:left="720" w:hanging="360"/>
+      </w:pPr>
+      <w:rPr>
+        <w:rFonts w:ascii="Symbol" w:hAnsi="Symbol" w:hint="default"/>
+        <w:sz w:val="20"/>
+      </w:rPr>
+    </w:lvl>
+    <w:lvl w:ilvl="1" w:tentative="1">
+      <w:start w:val="1"/>
+      <w:numFmt w:val="bullet"/>
+      <w:lvlText w:val="o"/>
+      <w:lvlJc w:val="left"/>
+      <w:pPr>
+        <w:tabs>
+          <w:tab w:val="num" w:pos="1440"/>
+        </w:tabs>
+        <w:ind w:left="1440" w:hanging="360"/>
+      </w:pPr>
+      <w:rPr>
+        <w:rFonts w:ascii="Courier New" w:hAnsi="Courier New" w:hint="default"/>
+        <w:sz w:val="20"/>
+      </w:rPr>
+    </w:lvl>
+    <w:lvl w:ilvl="2" w:tentative="1">
+      <w:start w:val="1"/>
+      <w:numFmt w:val="bullet"/>
+      <w:lvlText w:val=""/>
+      <w:lvlJc w:val="left"/>
+      <w:pPr>
+        <w:tabs>
+          <w:tab w:val="num" w:pos="2160"/>
+        </w:tabs>
+        <w:ind w:left="2160" w:hanging="360"/>
+      </w:pPr>
+      <w:rPr>
+        <w:rFonts w:ascii="Wingdings" w:hAnsi="Wingdings" w:hint="default"/>
+        <w:sz w:val="20"/>
+      </w:rPr>
+    </w:lvl>
+    <w:lvl w:ilvl="3" w:tentative="1">
+      <w:start w:val="1"/>
+      <w:numFmt w:val="bullet"/>
+      <w:lvlText w:val=""/>
+      <w:lvlJc w:val="left"/>
+      <w:pPr>
+        <w:tabs>
+          <w:tab w:val="num" w:pos="2880"/>
+        </w:tabs>
+        <w:ind w:left="2880" w:hanging="360"/>
+      </w:pPr>
+      <w:rPr>
+        <w:rFonts w:ascii="Wingdings" w:hAnsi="Wingdings" w:hint="default"/>
+        <w:sz w:val="20"/>
+      </w:rPr>
+    </w:lvl>
+    <w:lvl w:ilvl="4" w:tentative="1">
+      <w:start w:val="1"/>
+      <w:numFmt w:val="bullet"/>
+      <w:lvlText w:val=""/>
+      <w:lvlJc w:val="left"/>
+      <w:pPr>
+        <w:tabs>
+          <w:tab w:val="num" w:pos="3600"/>
+        </w:tabs>
+        <w:ind w:left="3600" w:hanging="360"/>
+      </w:pPr>
+      <w:rPr>
+        <w:rFonts w:ascii="Wingdings" w:hAnsi="Wingdings" w:hint="default"/>
+        <w:sz w:val="20"/>
+      </w:rPr>
+    </w:lvl>
+    <w:lvl w:ilvl="5" w:tentative="1">
+      <w:start w:val="1"/>
+      <w:numFmt w:val="bullet"/>
+      <w:lvlText w:val=""/>
+      <w:lvlJc w:val="left"/>
+      <w:pPr>
+        <w:tabs>
+          <w:tab w:val="num" w:pos="4320"/>
+        </w:tabs>
+        <w:ind w:left="4320" w:hanging="360"/>
+      </w:pPr>
+      <w:rPr>
+        <w:rFonts w:ascii="Wingdings" w:hAnsi="Wingdings" w:hint="default"/>
+        <w:sz w:val="20"/>
+      </w:rPr>
+    </w:lvl>
+    <w:lvl w:ilvl="6" w:tentative="1">
+      <w:start w:val="1"/>
+      <w:numFmt w:val="bullet"/>
+      <w:lvlText w:val=""/>
+      <w:lvlJc w:val="left"/>
+      <w:pPr>
+        <w:tabs>
+          <w:tab w:val="num" w:pos="5040"/>
+        </w:tabs>
+        <w:ind w:left="5040" w:hanging="360"/>
+      </w:pPr>
+      <w:rPr>
+        <w:rFonts w:ascii="Wingdings" w:hAnsi="Wingdings" w:hint="default"/>
+        <w:sz w:val="20"/>
+      </w:rPr>
+    </w:lvl>
+    <w:lvl w:ilvl="7" w:tentative="1">
+      <w:start w:val="1"/>
+      <w:numFmt w:val="bullet"/>
+      <w:lvlText w:val=""/>
+      <w:lvlJc w:val="left"/>
+      <w:pPr>
+        <w:tabs>
+          <w:tab w:val="num" w:pos="5760"/>
+        </w:tabs>
+        <w:ind w:left="5760" w:hanging="360"/>
+      </w:pPr>
+      <w:rPr>
+        <w:rFonts w:ascii="Wingdings" w:hAnsi="Wingdings" w:hint="default"/>
+        <w:sz w:val="20"/>
+      </w:rPr>
+    </w:lvl>
+    <w:lvl w:ilvl="8" w:tentative="1">
+      <w:start w:val="1"/>
+      <w:numFmt w:val="bullet"/>
+      <w:lvlText w:val=""/>
+      <w:lvlJc w:val="left"/>
+      <w:pPr>
+        <w:tabs>
+          <w:tab w:val="num" w:pos="6480"/>
+        </w:tabs>
+        <w:ind w:left="6480" w:hanging="360"/>
+      </w:pPr>
+      <w:rPr>
+        <w:rFonts w:ascii="Wingdings" w:hAnsi="Wingdings" w:hint="default"/>
+        <w:sz w:val="20"/>
+      </w:rPr>
+    </w:lvl>
+  </w:abstractNum>
+  <w:num w:numId="1" w16cid:durableId="1800149707">
+    <w:abstractNumId w:val="0"/>
+  </w:num>
+</w:numbering>
 </file>
 
 <file path=word/styles.xml><?xml version="1.0" encoding="utf-8"?>

--- a/Lotrinh_hoc_AI/Mạng Nơ ron Tích chập (CNN).docx
+++ b/Lotrinh_hoc_AI/Mạng Nơ ron Tích chập (CNN).docx
@@ -440,6 +440,7 @@
         <w:rPr>
           <w:b/>
           <w:bCs/>
+          <w:noProof/>
         </w:rPr>
         <w:drawing>
           <wp:inline distT="0" distB="0" distL="0" distR="0" wp14:anchorId="23A2E809" wp14:editId="75C9933F">
@@ -603,6 +604,9 @@
         <w:tab/>
       </w:r>
       <w:r>
+        <w:rPr>
+          <w:noProof/>
+        </w:rPr>
         <w:drawing>
           <wp:inline distT="0" distB="0" distL="0" distR="0" wp14:anchorId="7DF05B7C" wp14:editId="08F2A23B">
             <wp:extent cx="3314987" cy="396274"/>
@@ -721,6 +725,9 @@
         <w:t xml:space="preserve">    </w:t>
       </w:r>
       <w:r>
+        <w:rPr>
+          <w:noProof/>
+        </w:rPr>
         <w:drawing>
           <wp:inline distT="0" distB="0" distL="0" distR="0" wp14:anchorId="3BEFD269" wp14:editId="420CF591">
             <wp:extent cx="5943600" cy="800100"/>
@@ -768,6 +775,222 @@
         <w:t>Trong Keras/PyTorch, anh chỉ cần đặt padding='same' hoặc padding='valid'. Riêng PyTorch có thể ghi trực tiếp padding=1.</w:t>
       </w:r>
     </w:p>
+    <w:p/>
+    <w:p>
+      <w:r>
+        <w:drawing>
+          <wp:inline distT="0" distB="0" distL="0" distR="0" wp14:anchorId="13D351EC" wp14:editId="2891FB19">
+            <wp:extent cx="5943600" cy="3284220"/>
+            <wp:effectExtent l="0" t="0" r="0" b="0"/>
+            <wp:docPr id="1930438840" name="Picture 1"/>
+            <wp:cNvGraphicFramePr>
+              <a:graphicFrameLocks xmlns:a="http://schemas.openxmlformats.org/drawingml/2006/main" noChangeAspect="1"/>
+            </wp:cNvGraphicFramePr>
+            <a:graphic xmlns:a="http://schemas.openxmlformats.org/drawingml/2006/main">
+              <a:graphicData uri="http://schemas.openxmlformats.org/drawingml/2006/picture">
+                <pic:pic xmlns:pic="http://schemas.openxmlformats.org/drawingml/2006/picture">
+                  <pic:nvPicPr>
+                    <pic:cNvPr id="1930438840" name=""/>
+                    <pic:cNvPicPr/>
+                  </pic:nvPicPr>
+                  <pic:blipFill>
+                    <a:blip r:embed="rId12"/>
+                    <a:stretch>
+                      <a:fillRect/>
+                    </a:stretch>
+                  </pic:blipFill>
+                  <pic:spPr>
+                    <a:xfrm>
+                      <a:off x="0" y="0"/>
+                      <a:ext cx="5943600" cy="3284220"/>
+                    </a:xfrm>
+                    <a:prstGeom prst="rect">
+                      <a:avLst/>
+                    </a:prstGeom>
+                  </pic:spPr>
+                </pic:pic>
+              </a:graphicData>
+            </a:graphic>
+          </wp:inline>
+        </w:drawing>
+      </w:r>
+    </w:p>
+    <w:p/>
+    <w:p>
+      <w:r>
+        <w:drawing>
+          <wp:inline distT="0" distB="0" distL="0" distR="0" wp14:anchorId="6791763F" wp14:editId="283BC77F">
+            <wp:extent cx="5943600" cy="2667635"/>
+            <wp:effectExtent l="0" t="0" r="0" b="0"/>
+            <wp:docPr id="1579295435" name="Picture 1"/>
+            <wp:cNvGraphicFramePr>
+              <a:graphicFrameLocks xmlns:a="http://schemas.openxmlformats.org/drawingml/2006/main" noChangeAspect="1"/>
+            </wp:cNvGraphicFramePr>
+            <a:graphic xmlns:a="http://schemas.openxmlformats.org/drawingml/2006/main">
+              <a:graphicData uri="http://schemas.openxmlformats.org/drawingml/2006/picture">
+                <pic:pic xmlns:pic="http://schemas.openxmlformats.org/drawingml/2006/picture">
+                  <pic:nvPicPr>
+                    <pic:cNvPr id="1579295435" name=""/>
+                    <pic:cNvPicPr/>
+                  </pic:nvPicPr>
+                  <pic:blipFill>
+                    <a:blip r:embed="rId13"/>
+                    <a:stretch>
+                      <a:fillRect/>
+                    </a:stretch>
+                  </pic:blipFill>
+                  <pic:spPr>
+                    <a:xfrm>
+                      <a:off x="0" y="0"/>
+                      <a:ext cx="5943600" cy="2667635"/>
+                    </a:xfrm>
+                    <a:prstGeom prst="rect">
+                      <a:avLst/>
+                    </a:prstGeom>
+                  </pic:spPr>
+                </pic:pic>
+              </a:graphicData>
+            </a:graphic>
+          </wp:inline>
+        </w:drawing>
+      </w:r>
+    </w:p>
+    <w:p/>
+    <w:p>
+      <w:r>
+        <w:drawing>
+          <wp:inline distT="0" distB="0" distL="0" distR="0" wp14:anchorId="11D0CDBA" wp14:editId="42596F63">
+            <wp:extent cx="5943600" cy="3453765"/>
+            <wp:effectExtent l="0" t="0" r="0" b="0"/>
+            <wp:docPr id="1198697443" name="Picture 1"/>
+            <wp:cNvGraphicFramePr>
+              <a:graphicFrameLocks xmlns:a="http://schemas.openxmlformats.org/drawingml/2006/main" noChangeAspect="1"/>
+            </wp:cNvGraphicFramePr>
+            <a:graphic xmlns:a="http://schemas.openxmlformats.org/drawingml/2006/main">
+              <a:graphicData uri="http://schemas.openxmlformats.org/drawingml/2006/picture">
+                <pic:pic xmlns:pic="http://schemas.openxmlformats.org/drawingml/2006/picture">
+                  <pic:nvPicPr>
+                    <pic:cNvPr id="1198697443" name=""/>
+                    <pic:cNvPicPr/>
+                  </pic:nvPicPr>
+                  <pic:blipFill>
+                    <a:blip r:embed="rId14"/>
+                    <a:stretch>
+                      <a:fillRect/>
+                    </a:stretch>
+                  </pic:blipFill>
+                  <pic:spPr>
+                    <a:xfrm>
+                      <a:off x="0" y="0"/>
+                      <a:ext cx="5943600" cy="3453765"/>
+                    </a:xfrm>
+                    <a:prstGeom prst="rect">
+                      <a:avLst/>
+                    </a:prstGeom>
+                  </pic:spPr>
+                </pic:pic>
+              </a:graphicData>
+            </a:graphic>
+          </wp:inline>
+        </w:drawing>
+      </w:r>
+    </w:p>
+    <w:p/>
+    <w:p>
+      <w:r>
+        <w:rPr>
+          <w:b/>
+          <w:bCs/>
+        </w:rPr>
+        <w:t>2. Tại sao tách ra mà vẫn học tốt?</w:t>
+      </w:r>
+    </w:p>
+    <w:p>
+      <w:r>
+        <w:t xml:space="preserve">Normal conv học </w:t>
+      </w:r>
+      <w:r>
+        <w:rPr>
+          <w:b/>
+          <w:bCs/>
+        </w:rPr>
+        <w:t>đồng thời</w:t>
+      </w:r>
+      <w:r>
+        <w:t xml:space="preserve"> hai loại thông tin:</w:t>
+      </w:r>
+    </w:p>
+    <w:p>
+      <w:pPr>
+        <w:numPr>
+          <w:ilvl w:val="0"/>
+          <w:numId w:val="2"/>
+        </w:numPr>
+      </w:pPr>
+      <w:r>
+        <w:rPr>
+          <w:b/>
+          <w:bCs/>
+        </w:rPr>
+        <w:t>Không gian</w:t>
+      </w:r>
+      <w:r>
+        <w:t>: hình dạng, cạnh, vân trong vùng 3×3.</w:t>
+      </w:r>
+    </w:p>
+    <w:p>
+      <w:pPr>
+        <w:numPr>
+          <w:ilvl w:val="0"/>
+          <w:numId w:val="2"/>
+        </w:numPr>
+      </w:pPr>
+      <w:r>
+        <w:rPr>
+          <w:b/>
+          <w:bCs/>
+        </w:rPr>
+        <w:t>Giữa các kênh</w:t>
+      </w:r>
+      <w:r>
+        <w:t>: phối màu, ví dụ đỏ + xanh lá = vàng.</w:t>
+      </w:r>
+    </w:p>
+    <w:p>
+      <w:r>
+        <w:t xml:space="preserve">Công thức tổng quát : </w:t>
+      </w:r>
+    </w:p>
+    <w:p>
+      <w:pPr>
+        <w:rPr>
+          <w:vertAlign w:val="subscript"/>
+        </w:rPr>
+      </w:pPr>
+      <w:r>
+        <w:rPr>
+          <w:b/>
+          <w:bCs/>
+        </w:rPr>
+        <w:t>Cost của Depthwise seperable convolution  rẻ hơn normal convolution</w:t>
+      </w:r>
+      <w:r>
+        <w:t xml:space="preserve"> </w:t>
+      </w:r>
+      <w:r>
+        <w:rPr>
+          <w:highlight w:val="cyan"/>
+        </w:rPr>
+        <w:t>1/nc’ + 1/f</w:t>
+      </w:r>
+      <w:r>
+        <w:rPr>
+          <w:highlight w:val="cyan"/>
+          <w:vertAlign w:val="superscript"/>
+        </w:rPr>
+        <w:t>2</w:t>
+      </w:r>
+    </w:p>
     <w:sectPr>
       <w:pgSz w:w="12240" w:h="15840"/>
       <w:pgMar w:top="1440" w:right="1440" w:bottom="1440" w:left="1440" w:header="720" w:footer="720" w:gutter="0"/>
@@ -781,9 +1004,9 @@
 <file path=word/numbering.xml><?xml version="1.0" encoding="utf-8"?>
 <w:numbering xmlns:wpc="http://schemas.microsoft.com/office/word/2010/wordprocessingCanvas" xmlns:cx="http://schemas.microsoft.com/office/drawing/2014/chartex" xmlns:cx1="http://schemas.microsoft.com/office/drawing/2015/9/8/chartex" xmlns:cx2="http://schemas.microsoft.com/office/drawing/2015/10/21/chartex" xmlns:cx3="http://schemas.microsoft.com/office/drawing/2016/5/9/chartex" xmlns:cx4="http://schemas.microsoft.com/office/drawing/2016/5/10/chartex" xmlns:cx5="http://schemas.microsoft.com/office/drawing/2016/5/11/chartex" xmlns:cx6="http://schemas.microsoft.com/office/drawing/2016/5/12/chartex" xmlns:cx7="http://schemas.microsoft.com/office/drawing/2016/5/13/chartex" xmlns:cx8="http://schemas.microsoft.com/office/drawing/2016/5/14/chartex" xmlns:mc="http://schemas.openxmlformats.org/markup-compatibility/2006" xmlns:aink="http://schemas.microsoft.com/office/drawing/2016/ink" xmlns:am3d="http://schemas.microsoft.com/office/drawing/2017/model3d" xmlns:o="urn:schemas-microsoft-com:office:office" xmlns:oel="http://schemas.microsoft.com/office/2019/extlst" xmlns:r="http://schemas.openxmlformats.org/officeDocument/2006/relationships" xmlns:m="http://schemas.openxmlformats.org/officeDocument/2006/math" xmlns:v="urn:schemas-microsoft-com:vml" xmlns:wp14="http://schemas.microsoft.com/office/word/2010/wordprocessingDrawing" xmlns:wp="http://schemas.openxmlformats.org/drawingml/2006/wordprocessingDrawing" xmlns:w10="urn:schemas-microsoft-com:office:word" xmlns:w="http://schemas.openxmlformats.org/wordprocessingml/2006/main" xmlns:w14="http://schemas.microsoft.com/office/word/2010/wordml" xmlns:w15="http://schemas.microsoft.com/office/word/2012/wordml" xmlns:w16cex="http://schemas.microsoft.com/office/word/2018/wordml/cex" xmlns:w16cid="http://schemas.microsoft.com/office/word/2016/wordml/cid" xmlns:w16="http://schemas.microsoft.com/office/word/2018/wordml" xmlns:w16du="http://schemas.microsoft.com/office/word/2023/wordml/word16du" xmlns:w16sdtdh="http://schemas.microsoft.com/office/word/2020/wordml/sdtdatahash" xmlns:w16sdtfl="http://schemas.microsoft.com/office/word/2024/wordml/sdtformatlock" xmlns:w16se="http://schemas.microsoft.com/office/word/2015/wordml/symex" xmlns:wpg="http://schemas.microsoft.com/office/word/2010/wordprocessingGroup" xmlns:wpi="http://schemas.microsoft.com/office/word/2010/wordprocessingInk" xmlns:wne="http://schemas.microsoft.com/office/word/2006/wordml" xmlns:wps="http://schemas.microsoft.com/office/word/2010/wordprocessingShape" mc:Ignorable="w14 w15 w16se w16cid w16 w16cex w16sdtdh w16sdtfl w16du wp14">
   <w:abstractNum w:abstractNumId="0" w15:restartNumberingAfterBreak="0">
-    <w:nsid w:val="69437743"/>
+    <w:nsid w:val="152D1458"/>
     <w:multiLevelType w:val="multilevel"/>
-    <w:tmpl w:val="1054DB26"/>
+    <w:tmpl w:val="3BD01DEE"/>
     <w:lvl w:ilvl="0">
       <w:start w:val="1"/>
       <w:numFmt w:val="bullet"/>
@@ -929,7 +1152,159 @@
       </w:rPr>
     </w:lvl>
   </w:abstractNum>
+  <w:abstractNum w:abstractNumId="1" w15:restartNumberingAfterBreak="0">
+    <w:nsid w:val="69437743"/>
+    <w:multiLevelType w:val="multilevel"/>
+    <w:tmpl w:val="1054DB26"/>
+    <w:lvl w:ilvl="0">
+      <w:start w:val="1"/>
+      <w:numFmt w:val="bullet"/>
+      <w:lvlText w:val=""/>
+      <w:lvlJc w:val="left"/>
+      <w:pPr>
+        <w:tabs>
+          <w:tab w:val="num" w:pos="720"/>
+        </w:tabs>
+        <w:ind w:left="720" w:hanging="360"/>
+      </w:pPr>
+      <w:rPr>
+        <w:rFonts w:ascii="Symbol" w:hAnsi="Symbol" w:hint="default"/>
+        <w:sz w:val="20"/>
+      </w:rPr>
+    </w:lvl>
+    <w:lvl w:ilvl="1" w:tentative="1">
+      <w:start w:val="1"/>
+      <w:numFmt w:val="bullet"/>
+      <w:lvlText w:val="o"/>
+      <w:lvlJc w:val="left"/>
+      <w:pPr>
+        <w:tabs>
+          <w:tab w:val="num" w:pos="1440"/>
+        </w:tabs>
+        <w:ind w:left="1440" w:hanging="360"/>
+      </w:pPr>
+      <w:rPr>
+        <w:rFonts w:ascii="Courier New" w:hAnsi="Courier New" w:hint="default"/>
+        <w:sz w:val="20"/>
+      </w:rPr>
+    </w:lvl>
+    <w:lvl w:ilvl="2" w:tentative="1">
+      <w:start w:val="1"/>
+      <w:numFmt w:val="bullet"/>
+      <w:lvlText w:val=""/>
+      <w:lvlJc w:val="left"/>
+      <w:pPr>
+        <w:tabs>
+          <w:tab w:val="num" w:pos="2160"/>
+        </w:tabs>
+        <w:ind w:left="2160" w:hanging="360"/>
+      </w:pPr>
+      <w:rPr>
+        <w:rFonts w:ascii="Wingdings" w:hAnsi="Wingdings" w:hint="default"/>
+        <w:sz w:val="20"/>
+      </w:rPr>
+    </w:lvl>
+    <w:lvl w:ilvl="3" w:tentative="1">
+      <w:start w:val="1"/>
+      <w:numFmt w:val="bullet"/>
+      <w:lvlText w:val=""/>
+      <w:lvlJc w:val="left"/>
+      <w:pPr>
+        <w:tabs>
+          <w:tab w:val="num" w:pos="2880"/>
+        </w:tabs>
+        <w:ind w:left="2880" w:hanging="360"/>
+      </w:pPr>
+      <w:rPr>
+        <w:rFonts w:ascii="Wingdings" w:hAnsi="Wingdings" w:hint="default"/>
+        <w:sz w:val="20"/>
+      </w:rPr>
+    </w:lvl>
+    <w:lvl w:ilvl="4" w:tentative="1">
+      <w:start w:val="1"/>
+      <w:numFmt w:val="bullet"/>
+      <w:lvlText w:val=""/>
+      <w:lvlJc w:val="left"/>
+      <w:pPr>
+        <w:tabs>
+          <w:tab w:val="num" w:pos="3600"/>
+        </w:tabs>
+        <w:ind w:left="3600" w:hanging="360"/>
+      </w:pPr>
+      <w:rPr>
+        <w:rFonts w:ascii="Wingdings" w:hAnsi="Wingdings" w:hint="default"/>
+        <w:sz w:val="20"/>
+      </w:rPr>
+    </w:lvl>
+    <w:lvl w:ilvl="5" w:tentative="1">
+      <w:start w:val="1"/>
+      <w:numFmt w:val="bullet"/>
+      <w:lvlText w:val=""/>
+      <w:lvlJc w:val="left"/>
+      <w:pPr>
+        <w:tabs>
+          <w:tab w:val="num" w:pos="4320"/>
+        </w:tabs>
+        <w:ind w:left="4320" w:hanging="360"/>
+      </w:pPr>
+      <w:rPr>
+        <w:rFonts w:ascii="Wingdings" w:hAnsi="Wingdings" w:hint="default"/>
+        <w:sz w:val="20"/>
+      </w:rPr>
+    </w:lvl>
+    <w:lvl w:ilvl="6" w:tentative="1">
+      <w:start w:val="1"/>
+      <w:numFmt w:val="bullet"/>
+      <w:lvlText w:val=""/>
+      <w:lvlJc w:val="left"/>
+      <w:pPr>
+        <w:tabs>
+          <w:tab w:val="num" w:pos="5040"/>
+        </w:tabs>
+        <w:ind w:left="5040" w:hanging="360"/>
+      </w:pPr>
+      <w:rPr>
+        <w:rFonts w:ascii="Wingdings" w:hAnsi="Wingdings" w:hint="default"/>
+        <w:sz w:val="20"/>
+      </w:rPr>
+    </w:lvl>
+    <w:lvl w:ilvl="7" w:tentative="1">
+      <w:start w:val="1"/>
+      <w:numFmt w:val="bullet"/>
+      <w:lvlText w:val=""/>
+      <w:lvlJc w:val="left"/>
+      <w:pPr>
+        <w:tabs>
+          <w:tab w:val="num" w:pos="5760"/>
+        </w:tabs>
+        <w:ind w:left="5760" w:hanging="360"/>
+      </w:pPr>
+      <w:rPr>
+        <w:rFonts w:ascii="Wingdings" w:hAnsi="Wingdings" w:hint="default"/>
+        <w:sz w:val="20"/>
+      </w:rPr>
+    </w:lvl>
+    <w:lvl w:ilvl="8" w:tentative="1">
+      <w:start w:val="1"/>
+      <w:numFmt w:val="bullet"/>
+      <w:lvlText w:val=""/>
+      <w:lvlJc w:val="left"/>
+      <w:pPr>
+        <w:tabs>
+          <w:tab w:val="num" w:pos="6480"/>
+        </w:tabs>
+        <w:ind w:left="6480" w:hanging="360"/>
+      </w:pPr>
+      <w:rPr>
+        <w:rFonts w:ascii="Wingdings" w:hAnsi="Wingdings" w:hint="default"/>
+        <w:sz w:val="20"/>
+      </w:rPr>
+    </w:lvl>
+  </w:abstractNum>
   <w:num w:numId="1" w16cid:durableId="1800149707">
+    <w:abstractNumId w:val="1"/>
+  </w:num>
+  <w:num w:numId="2" w16cid:durableId="1114979182">
     <w:abstractNumId w:val="0"/>
   </w:num>
 </w:numbering>

--- a/Lotrinh_hoc_AI/Mạng Nơ ron Tích chập (CNN).docx
+++ b/Lotrinh_hoc_AI/Mạng Nơ ron Tích chập (CNN).docx
@@ -1,6 +1,6 @@
 
 <file path=word/document.xml><?xml version="1.0" encoding="utf-8"?>
-<w:document xmlns:wpc="http://schemas.microsoft.com/office/word/2010/wordprocessingCanvas" xmlns:cx="http://schemas.microsoft.com/office/drawing/2014/chartex" xmlns:cx1="http://schemas.microsoft.com/office/drawing/2015/9/8/chartex" xmlns:cx2="http://schemas.microsoft.com/office/drawing/2015/10/21/chartex" xmlns:cx3="http://schemas.microsoft.com/office/drawing/2016/5/9/chartex" xmlns:cx4="http://schemas.microsoft.com/office/drawing/2016/5/10/chartex" xmlns:cx5="http://schemas.microsoft.com/office/drawing/2016/5/11/chartex" xmlns:cx6="http://schemas.microsoft.com/office/drawing/2016/5/12/chartex" xmlns:cx7="http://schemas.microsoft.com/office/drawing/2016/5/13/chartex" xmlns:cx8="http://schemas.microsoft.com/office/drawing/2016/5/14/chartex" xmlns:mc="http://schemas.openxmlformats.org/markup-compatibility/2006" xmlns:aink="http://schemas.microsoft.com/office/drawing/2016/ink" xmlns:am3d="http://schemas.microsoft.com/office/drawing/2017/model3d" xmlns:o="urn:schemas-microsoft-com:office:office" xmlns:oel="http://schemas.microsoft.com/office/2019/extlst" xmlns:r="http://schemas.openxmlformats.org/officeDocument/2006/relationships" xmlns:m="http://schemas.openxmlformats.org/officeDocument/2006/math" xmlns:v="urn:schemas-microsoft-com:vml" xmlns:wp14="http://schemas.microsoft.com/office/word/2010/wordprocessingDrawing" xmlns:wp="http://schemas.openxmlformats.org/drawingml/2006/wordprocessingDrawing" xmlns:w10="urn:schemas-microsoft-com:office:word" xmlns:w="http://schemas.openxmlformats.org/wordprocessingml/2006/main" xmlns:w14="http://schemas.microsoft.com/office/word/2010/wordml" xmlns:w15="http://schemas.microsoft.com/office/word/2012/wordml" xmlns:w16cex="http://schemas.microsoft.com/office/word/2018/wordml/cex" xmlns:w16cid="http://schemas.microsoft.com/office/word/2016/wordml/cid" xmlns:w16="http://schemas.microsoft.com/office/word/2018/wordml" xmlns:w16du="http://schemas.microsoft.com/office/word/2023/wordml/word16du" xmlns:w16sdtdh="http://schemas.microsoft.com/office/word/2020/wordml/sdtdatahash" xmlns:w16sdtfl="http://schemas.microsoft.com/office/word/2024/wordml/sdtformatlock" xmlns:w16se="http://schemas.microsoft.com/office/word/2015/wordml/symex" xmlns:wpg="http://schemas.microsoft.com/office/word/2010/wordprocessingGroup" xmlns:wpi="http://schemas.microsoft.com/office/word/2010/wordprocessingInk" xmlns:wne="http://schemas.microsoft.com/office/word/2006/wordml" xmlns:wps="http://schemas.microsoft.com/office/word/2010/wordprocessingShape" mc:Ignorable="w14 w15 w16se w16cid w16 w16cex w16sdtdh w16sdtfl w16du wp14">
+<w:document xmlns:wpc="http://schemas.microsoft.com/office/word/2010/wordprocessingCanvas" xmlns:cx="http://schemas.microsoft.com/office/drawing/2014/chartex" xmlns:mc="http://schemas.openxmlformats.org/markup-compatibility/2006" xmlns:o="urn:schemas-microsoft-com:office:office" xmlns:r="http://schemas.openxmlformats.org/officeDocument/2006/relationships" xmlns:m="http://schemas.openxmlformats.org/officeDocument/2006/math" xmlns:v="urn:schemas-microsoft-com:vml" xmlns:wp14="http://schemas.microsoft.com/office/word/2010/wordprocessingDrawing" xmlns:wp="http://schemas.openxmlformats.org/drawingml/2006/wordprocessingDrawing" xmlns:w10="urn:schemas-microsoft-com:office:word" xmlns:w="http://schemas.openxmlformats.org/wordprocessingml/2006/main" xmlns:w14="http://schemas.microsoft.com/office/word/2010/wordml" xmlns:w15="http://schemas.microsoft.com/office/word/2012/wordml" xmlns:w16se="http://schemas.microsoft.com/office/word/2015/wordml/symex" xmlns:wpg="http://schemas.microsoft.com/office/word/2010/wordprocessingGroup" xmlns:wpi="http://schemas.microsoft.com/office/word/2010/wordprocessingInk" xmlns:wne="http://schemas.microsoft.com/office/word/2006/wordml" xmlns:wps="http://schemas.microsoft.com/office/word/2010/wordprocessingShape" mc:Ignorable="w14 w15 w16se wp14">
   <w:body>
     <w:p>
       <w:pPr>
@@ -321,7 +321,6 @@
       </w:r>
     </w:p>
     <w:p/>
-    <w:p/>
     <w:p>
       <w:pPr>
         <w:rPr>
@@ -428,6 +427,47 @@
           <w:bCs/>
         </w:rPr>
       </w:pPr>
+      <w:r>
+        <w:rPr>
+          <w:b/>
+          <w:bCs/>
+        </w:rPr>
+        <w:drawing>
+          <wp:inline distT="0" distB="0" distL="0" distR="0" wp14:anchorId="3F23EE2F" wp14:editId="659E3C40">
+            <wp:extent cx="5943600" cy="2430145"/>
+            <wp:effectExtent l="0" t="0" r="0" b="8255"/>
+            <wp:docPr id="2" name="Picture 2"/>
+            <wp:cNvGraphicFramePr>
+              <a:graphicFrameLocks xmlns:a="http://schemas.openxmlformats.org/drawingml/2006/main" noChangeAspect="1"/>
+            </wp:cNvGraphicFramePr>
+            <a:graphic xmlns:a="http://schemas.openxmlformats.org/drawingml/2006/main">
+              <a:graphicData uri="http://schemas.openxmlformats.org/drawingml/2006/picture">
+                <pic:pic xmlns:pic="http://schemas.openxmlformats.org/drawingml/2006/picture">
+                  <pic:nvPicPr>
+                    <pic:cNvPr id="1" name=""/>
+                    <pic:cNvPicPr/>
+                  </pic:nvPicPr>
+                  <pic:blipFill>
+                    <a:blip r:embed="rId9"/>
+                    <a:stretch>
+                      <a:fillRect/>
+                    </a:stretch>
+                  </pic:blipFill>
+                  <pic:spPr>
+                    <a:xfrm>
+                      <a:off x="0" y="0"/>
+                      <a:ext cx="5943600" cy="2430145"/>
+                    </a:xfrm>
+                    <a:prstGeom prst="rect">
+                      <a:avLst/>
+                    </a:prstGeom>
+                  </pic:spPr>
+                </pic:pic>
+              </a:graphicData>
+            </a:graphic>
+          </wp:inline>
+        </w:drawing>
+      </w:r>
     </w:p>
     <w:p>
       <w:pPr>
@@ -458,7 +498,7 @@
                     <pic:cNvPicPr/>
                   </pic:nvPicPr>
                   <pic:blipFill>
-                    <a:blip r:embed="rId9"/>
+                    <a:blip r:embed="rId10"/>
                     <a:stretch>
                       <a:fillRect/>
                     </a:stretch>
@@ -623,7 +663,7 @@
                     <pic:cNvPicPr/>
                   </pic:nvPicPr>
                   <pic:blipFill>
-                    <a:blip r:embed="rId10"/>
+                    <a:blip r:embed="rId11"/>
                     <a:stretch>
                       <a:fillRect/>
                     </a:stretch>
@@ -744,7 +784,7 @@
                     <pic:cNvPicPr/>
                   </pic:nvPicPr>
                   <pic:blipFill>
-                    <a:blip r:embed="rId11"/>
+                    <a:blip r:embed="rId12"/>
                     <a:stretch>
                       <a:fillRect/>
                     </a:stretch>
@@ -772,12 +812,16 @@
     </w:p>
     <w:p>
       <w:r>
+        <w:lastRenderedPageBreak/>
         <w:t>Trong Keras/PyTorch, anh chỉ cần đặt padding='same' hoặc padding='valid'. Riêng PyTorch có thể ghi trực tiếp padding=1.</w:t>
       </w:r>
     </w:p>
     <w:p/>
     <w:p>
       <w:r>
+        <w:rPr>
+          <w:noProof/>
+        </w:rPr>
         <w:drawing>
           <wp:inline distT="0" distB="0" distL="0" distR="0" wp14:anchorId="13D351EC" wp14:editId="2891FB19">
             <wp:extent cx="5943600" cy="3284220"/>
@@ -794,7 +838,7 @@
                     <pic:cNvPicPr/>
                   </pic:nvPicPr>
                   <pic:blipFill>
-                    <a:blip r:embed="rId12"/>
+                    <a:blip r:embed="rId13"/>
                     <a:stretch>
                       <a:fillRect/>
                     </a:stretch>
@@ -818,6 +862,9 @@
     <w:p/>
     <w:p>
       <w:r>
+        <w:rPr>
+          <w:noProof/>
+        </w:rPr>
         <w:drawing>
           <wp:inline distT="0" distB="0" distL="0" distR="0" wp14:anchorId="6791763F" wp14:editId="283BC77F">
             <wp:extent cx="5943600" cy="2667635"/>
@@ -834,7 +881,7 @@
                     <pic:cNvPicPr/>
                   </pic:nvPicPr>
                   <pic:blipFill>
-                    <a:blip r:embed="rId13"/>
+                    <a:blip r:embed="rId14"/>
                     <a:stretch>
                       <a:fillRect/>
                     </a:stretch>
@@ -858,6 +905,10 @@
     <w:p/>
     <w:p>
       <w:r>
+        <w:rPr>
+          <w:noProof/>
+        </w:rPr>
+        <w:lastRenderedPageBreak/>
         <w:drawing>
           <wp:inline distT="0" distB="0" distL="0" distR="0" wp14:anchorId="11D0CDBA" wp14:editId="42596F63">
             <wp:extent cx="5943600" cy="3453765"/>
@@ -874,7 +925,7 @@
                     <pic:cNvPicPr/>
                   </pic:nvPicPr>
                   <pic:blipFill>
-                    <a:blip r:embed="rId14"/>
+                    <a:blip r:embed="rId15"/>
                     <a:stretch>
                       <a:fillRect/>
                     </a:stretch>
@@ -990,6 +1041,8 @@
         </w:rPr>
         <w:t>2</w:t>
       </w:r>
+      <w:bookmarkStart w:id="0" w:name="_GoBack"/>
+      <w:bookmarkEnd w:id="0"/>
     </w:p>
     <w:sectPr>
       <w:pgSz w:w="12240" w:h="15840"/>
@@ -1002,7 +1055,7 @@
 </file>
 
 <file path=word/numbering.xml><?xml version="1.0" encoding="utf-8"?>
-<w:numbering xmlns:wpc="http://schemas.microsoft.com/office/word/2010/wordprocessingCanvas" xmlns:cx="http://schemas.microsoft.com/office/drawing/2014/chartex" xmlns:cx1="http://schemas.microsoft.com/office/drawing/2015/9/8/chartex" xmlns:cx2="http://schemas.microsoft.com/office/drawing/2015/10/21/chartex" xmlns:cx3="http://schemas.microsoft.com/office/drawing/2016/5/9/chartex" xmlns:cx4="http://schemas.microsoft.com/office/drawing/2016/5/10/chartex" xmlns:cx5="http://schemas.microsoft.com/office/drawing/2016/5/11/chartex" xmlns:cx6="http://schemas.microsoft.com/office/drawing/2016/5/12/chartex" xmlns:cx7="http://schemas.microsoft.com/office/drawing/2016/5/13/chartex" xmlns:cx8="http://schemas.microsoft.com/office/drawing/2016/5/14/chartex" xmlns:mc="http://schemas.openxmlformats.org/markup-compatibility/2006" xmlns:aink="http://schemas.microsoft.com/office/drawing/2016/ink" xmlns:am3d="http://schemas.microsoft.com/office/drawing/2017/model3d" xmlns:o="urn:schemas-microsoft-com:office:office" xmlns:oel="http://schemas.microsoft.com/office/2019/extlst" xmlns:r="http://schemas.openxmlformats.org/officeDocument/2006/relationships" xmlns:m="http://schemas.openxmlformats.org/officeDocument/2006/math" xmlns:v="urn:schemas-microsoft-com:vml" xmlns:wp14="http://schemas.microsoft.com/office/word/2010/wordprocessingDrawing" xmlns:wp="http://schemas.openxmlformats.org/drawingml/2006/wordprocessingDrawing" xmlns:w10="urn:schemas-microsoft-com:office:word" xmlns:w="http://schemas.openxmlformats.org/wordprocessingml/2006/main" xmlns:w14="http://schemas.microsoft.com/office/word/2010/wordml" xmlns:w15="http://schemas.microsoft.com/office/word/2012/wordml" xmlns:w16cex="http://schemas.microsoft.com/office/word/2018/wordml/cex" xmlns:w16cid="http://schemas.microsoft.com/office/word/2016/wordml/cid" xmlns:w16="http://schemas.microsoft.com/office/word/2018/wordml" xmlns:w16du="http://schemas.microsoft.com/office/word/2023/wordml/word16du" xmlns:w16sdtdh="http://schemas.microsoft.com/office/word/2020/wordml/sdtdatahash" xmlns:w16sdtfl="http://schemas.microsoft.com/office/word/2024/wordml/sdtformatlock" xmlns:w16se="http://schemas.microsoft.com/office/word/2015/wordml/symex" xmlns:wpg="http://schemas.microsoft.com/office/word/2010/wordprocessingGroup" xmlns:wpi="http://schemas.microsoft.com/office/word/2010/wordprocessingInk" xmlns:wne="http://schemas.microsoft.com/office/word/2006/wordml" xmlns:wps="http://schemas.microsoft.com/office/word/2010/wordprocessingShape" mc:Ignorable="w14 w15 w16se w16cid w16 w16cex w16sdtdh w16sdtfl w16du wp14">
+<w:numbering xmlns:wpc="http://schemas.microsoft.com/office/word/2010/wordprocessingCanvas" xmlns:cx="http://schemas.microsoft.com/office/drawing/2014/chartex" xmlns:mc="http://schemas.openxmlformats.org/markup-compatibility/2006" xmlns:o="urn:schemas-microsoft-com:office:office" xmlns:r="http://schemas.openxmlformats.org/officeDocument/2006/relationships" xmlns:m="http://schemas.openxmlformats.org/officeDocument/2006/math" xmlns:v="urn:schemas-microsoft-com:vml" xmlns:wp14="http://schemas.microsoft.com/office/word/2010/wordprocessingDrawing" xmlns:wp="http://schemas.openxmlformats.org/drawingml/2006/wordprocessingDrawing" xmlns:w10="urn:schemas-microsoft-com:office:word" xmlns:w="http://schemas.openxmlformats.org/wordprocessingml/2006/main" xmlns:w14="http://schemas.microsoft.com/office/word/2010/wordml" xmlns:w15="http://schemas.microsoft.com/office/word/2012/wordml" xmlns:w16se="http://schemas.microsoft.com/office/word/2015/wordml/symex" xmlns:wpg="http://schemas.microsoft.com/office/word/2010/wordprocessingGroup" xmlns:wpi="http://schemas.microsoft.com/office/word/2010/wordprocessingInk" xmlns:wne="http://schemas.microsoft.com/office/word/2006/wordml" xmlns:wps="http://schemas.microsoft.com/office/word/2010/wordprocessingShape" mc:Ignorable="w14 w15 w16se wp14">
   <w:abstractNum w:abstractNumId="0" w15:restartNumberingAfterBreak="0">
     <w:nsid w:val="152D1458"/>
     <w:multiLevelType w:val="multilevel"/>
@@ -1301,17 +1354,17 @@
       </w:rPr>
     </w:lvl>
   </w:abstractNum>
-  <w:num w:numId="1" w16cid:durableId="1800149707">
+  <w:num w:numId="1">
     <w:abstractNumId w:val="1"/>
   </w:num>
-  <w:num w:numId="2" w16cid:durableId="1114979182">
+  <w:num w:numId="2">
     <w:abstractNumId w:val="0"/>
   </w:num>
 </w:numbering>
 </file>
 
 <file path=word/styles.xml><?xml version="1.0" encoding="utf-8"?>
-<w:styles xmlns:mc="http://schemas.openxmlformats.org/markup-compatibility/2006" xmlns:r="http://schemas.openxmlformats.org/officeDocument/2006/relationships" xmlns:w="http://schemas.openxmlformats.org/wordprocessingml/2006/main" xmlns:w14="http://schemas.microsoft.com/office/word/2010/wordml" xmlns:w15="http://schemas.microsoft.com/office/word/2012/wordml" xmlns:w16cex="http://schemas.microsoft.com/office/word/2018/wordml/cex" xmlns:w16cid="http://schemas.microsoft.com/office/word/2016/wordml/cid" xmlns:w16="http://schemas.microsoft.com/office/word/2018/wordml" xmlns:w16du="http://schemas.microsoft.com/office/word/2023/wordml/word16du" xmlns:w16sdtdh="http://schemas.microsoft.com/office/word/2020/wordml/sdtdatahash" xmlns:w16sdtfl="http://schemas.microsoft.com/office/word/2024/wordml/sdtformatlock" xmlns:w16se="http://schemas.microsoft.com/office/word/2015/wordml/symex" mc:Ignorable="w14 w15 w16se w16cid w16 w16cex w16sdtdh w16sdtfl w16du">
+<w:styles xmlns:mc="http://schemas.openxmlformats.org/markup-compatibility/2006" xmlns:r="http://schemas.openxmlformats.org/officeDocument/2006/relationships" xmlns:w="http://schemas.openxmlformats.org/wordprocessingml/2006/main" xmlns:w14="http://schemas.microsoft.com/office/word/2010/wordml" xmlns:w15="http://schemas.microsoft.com/office/word/2012/wordml" xmlns:w16se="http://schemas.microsoft.com/office/word/2015/wordml/symex" mc:Ignorable="w14 w15 w16se">
   <w:docDefaults>
     <w:rPrDefault>
       <w:rPr>
@@ -1329,7 +1382,7 @@
       </w:pPr>
     </w:pPrDefault>
   </w:docDefaults>
-  <w:latentStyles w:defLockedState="0" w:defUIPriority="99" w:defSemiHidden="0" w:defUnhideWhenUsed="0" w:defQFormat="0" w:count="376">
+  <w:latentStyles w:defLockedState="0" w:defUIPriority="99" w:defSemiHidden="0" w:defUnhideWhenUsed="0" w:defQFormat="0" w:count="371">
     <w:lsdException w:name="Normal" w:uiPriority="0" w:qFormat="1"/>
     <w:lsdException w:name="heading 1" w:uiPriority="9" w:qFormat="1"/>
     <w:lsdException w:name="heading 2" w:semiHidden="1" w:uiPriority="9" w:unhideWhenUsed="1" w:qFormat="1"/>
@@ -1701,11 +1754,6 @@
     <w:lsdException w:name="List Table 5 Dark Accent 6" w:uiPriority="50"/>
     <w:lsdException w:name="List Table 6 Colorful Accent 6" w:uiPriority="51"/>
     <w:lsdException w:name="List Table 7 Colorful Accent 6" w:uiPriority="52"/>
-    <w:lsdException w:name="Mention" w:semiHidden="1" w:unhideWhenUsed="1"/>
-    <w:lsdException w:name="Smart Hyperlink" w:semiHidden="1" w:unhideWhenUsed="1"/>
-    <w:lsdException w:name="Hashtag" w:semiHidden="1" w:unhideWhenUsed="1"/>
-    <w:lsdException w:name="Unresolved Mention" w:semiHidden="1" w:unhideWhenUsed="1"/>
-    <w:lsdException w:name="Smart Link" w:semiHidden="1" w:unhideWhenUsed="1"/>
   </w:latentStyles>
   <w:style w:type="paragraph" w:default="1" w:styleId="Normal">
     <w:name w:val="Normal"/>
@@ -1913,6 +1961,7 @@
   <w:style w:type="character" w:default="1" w:styleId="DefaultParagraphFont">
     <w:name w:val="Default Paragraph Font"/>
     <w:uiPriority w:val="1"/>
+    <w:semiHidden/>
     <w:unhideWhenUsed/>
   </w:style>
   <w:style w:type="table" w:default="1" w:styleId="TableNormal">
